--- a/lvf_global_var/doc/patent/prior_art_review_ko.docx
+++ b/lvf_global_var/doc/patent/prior_art_review_ko.docx
@@ -2992,7 +2992,28 @@
           <w:sz w:val="20"/>
           <w:szCs w:val="20"/>
         </w:rPr>
-        <w:t xml:space="preserve">확인 포인트: 논문에 "모든 트랜지스터" 또는 "LVF 데이터 재사용"에 대한 언급이 있는지, 민감도 라이브러리의 형식(sensitivity 그룹인지), 향후 과제(future work)에 내부 TR 확장이 언급되었는지. 향후 과제에 언급되어 있으면 진보성 논리에서 "해결 수단은 개시되지 않음"을 강조해야 한다.</w:t>
+        <w:t xml:space="preserve">확인 결과(출원인 확인, 2026-09-13): 논문에 "모든 트랜지스터" 및 "LVF 데이터 재사용"에 대한 언급은 없다. 내부 트랜지스터 확장은 사내 비공개 논의로만 존재하였고 공개되지 않았으므로 공지 기술이 아니다. 남은 확인 포인트: 민감도 라이브러리의 형식(sensitivity 그룹 여부), 향후 과제(future work)에 내부 TR 확장이 언급되었는지(언급이 있으면 "과제는 알려졌으나 해결 수단은 개시되지 않음" 논리로 대응).</w:t>
+      </w:r>
+    </w:p>
+    <w:p>
+      <w:pPr>
+        <w:pStyle w:val="ListParagraph"/>
+        <w:numPr>
+          <w:ilvl w:val="0"/>
+          <w:numId w:val="2"/>
+        </w:numPr>
+        <w:spacing w:after="60" w:line="300"/>
+        <w:jc w:val="left"/>
+      </w:pPr>
+      <w:r>
+        <w:rPr>
+          <w:rFonts w:ascii="Malgun Gothic" w:cs="Malgun Gothic" w:eastAsia="Malgun Gothic" w:hAnsi="Malgun Gothic"/>
+          <w:b w:val="false"/>
+          <w:bCs w:val="false"/>
+          <w:sz w:val="20"/>
+          <w:szCs w:val="20"/>
+        </w:rPr>
+        <w:t xml:space="preserve">조치: 명세서 개정 2.1판에서 이 논문을 가장 근접한 선행기술로 [0005], [0006], [0008], [0015]에 연결하였다. 사내 논의는 명세서에 인용하지 않고, 발명자 확정과 사내 선출원 여부 확인 항목으로 검토 메모에 남겼다.</w:t>
       </w:r>
     </w:p>
     <w:p>
